--- a/Word files/Data Operations.docx
+++ b/Word files/Data Operations.docx
@@ -4,273 +4,101 @@
   <w:body>
     <w:p>
       <w:pPr>
-        <w:jc w:val="center"/>
-        <w:rPr>
-          <w:rFonts w:ascii="Arial" w:hAnsi="Arial" w:cs="Arial"/>
-          <w:b/>
-          <w:bCs/>
-          <w:sz w:val="28"/>
-          <w:szCs w:val="28"/>
-        </w:rPr>
-      </w:pPr>
-      <w:r>
-        <w:rPr>
-          <w:b/>
-          <w:bCs/>
-          <w:sz w:val="28"/>
-          <w:szCs w:val="28"/>
-        </w:rPr>
-        <w:t xml:space="preserve">FT content for </w:t>
-      </w:r>
-      <w:r>
-        <w:rPr>
-          <w:b/>
-          <w:bCs/>
-          <w:sz w:val="28"/>
-          <w:szCs w:val="28"/>
-        </w:rPr>
-        <w:t>Filtering, Sorting and Searching</w:t>
-      </w:r>
-      <w:r>
-        <w:rPr>
-          <w:b/>
-          <w:bCs/>
-          <w:sz w:val="28"/>
-          <w:szCs w:val="28"/>
-        </w:rPr>
+        <w:pStyle w:val="Heading1"/>
+      </w:pPr>
+      <w:r>
+        <w:t>High Performance React Data Grid with Filtering, Sorting &amp; Search</w:t>
+      </w:r>
+    </w:p>
+    <w:p>
+      <w:r>
+        <w:t>Build fast, scalable data-rich applications with advanced filtering, instant search, multi-column sorting, and enterprise-grade performance.</w:t>
+      </w:r>
+    </w:p>
+    <w:p>
+      <w:r>
+        <w:t xml:space="preserve">View Demo – </w:t>
+      </w:r>
+    </w:p>
+    <w:p>
+      <w:r>
+        <w:t>Explore Documentation –</w:t>
+      </w:r>
+    </w:p>
+    <w:p/>
+    <w:p>
+      <w:pPr>
+        <w:pStyle w:val="Heading1"/>
+      </w:pPr>
+      <w:r>
+        <w:t xml:space="preserve">Why </w:t>
+      </w:r>
+      <w:r>
+        <w:t>do filtering</w:t>
+      </w:r>
+      <w:r>
+        <w:t xml:space="preserve">, </w:t>
+      </w:r>
+      <w:r>
+        <w:t>s</w:t>
+      </w:r>
+      <w:r>
+        <w:t xml:space="preserve">earching and </w:t>
+      </w:r>
+      <w:r>
+        <w:t>s</w:t>
+      </w:r>
+      <w:r>
+        <w:t>orting</w:t>
+      </w:r>
+      <w:r>
+        <w:t xml:space="preserve"> feature</w:t>
+      </w:r>
+      <w:r>
+        <w:t>s</w:t>
+      </w:r>
+      <w:r>
         <w:t xml:space="preserve"> </w:t>
       </w:r>
+      <w:r>
+        <w:t>matter</w:t>
+      </w:r>
+      <w:r>
+        <w:t>?</w:t>
+      </w:r>
     </w:p>
     <w:p/>
     <w:p>
       <w:pPr>
-        <w:pStyle w:val="Heading1"/>
-      </w:pPr>
-      <w:r>
-        <w:t>Hero with CTA Section</w:t>
-      </w:r>
-    </w:p>
-    <w:p/>
-    <w:p>
-      <w:r>
-        <w:rPr>
-          <w:b/>
-          <w:bCs/>
-        </w:rPr>
-        <w:t>Hero</w:t>
-      </w:r>
-      <w:r>
-        <w:rPr>
-          <w:b/>
-          <w:bCs/>
-        </w:rPr>
-        <w:t xml:space="preserve"> </w:t>
-      </w:r>
-      <w:r>
-        <w:rPr>
-          <w:b/>
-          <w:bCs/>
-        </w:rPr>
-        <w:t>T</w:t>
-      </w:r>
-      <w:r>
-        <w:rPr>
-          <w:b/>
-          <w:bCs/>
-        </w:rPr>
-        <w:t>itle</w:t>
-      </w:r>
-      <w:r>
-        <w:t xml:space="preserve"> – </w:t>
-      </w:r>
-      <w:r>
-        <w:t>High Performance React Data Grid with Filtering, Sorting &amp; Search</w:t>
-      </w:r>
-    </w:p>
-    <w:p>
-      <w:r>
-        <w:rPr>
-          <w:b/>
-          <w:bCs/>
-        </w:rPr>
-        <w:t xml:space="preserve">Hero </w:t>
-      </w:r>
-      <w:r>
-        <w:rPr>
-          <w:b/>
-          <w:bCs/>
-        </w:rPr>
-        <w:t>Subtitle</w:t>
-      </w:r>
-      <w:r>
-        <w:t xml:space="preserve"> – </w:t>
-      </w:r>
-      <w:r>
-        <w:t>Build fast, scalable data-rich applications with advanced filtering, instant search, multi-column sorting, and enterprise-grade performance.</w:t>
-      </w:r>
-    </w:p>
-    <w:p>
-      <w:r>
-        <w:t xml:space="preserve">View Demo – </w:t>
-      </w:r>
-    </w:p>
-    <w:p>
-      <w:r>
-        <w:t>Explore Documentation –</w:t>
-      </w:r>
-    </w:p>
-    <w:p/>
-    <w:p>
-      <w:pPr>
-        <w:pStyle w:val="Heading1"/>
-      </w:pPr>
-      <w:r>
-        <w:t xml:space="preserve">Why </w:t>
-      </w:r>
-      <w:proofErr w:type="gramStart"/>
-      <w:r>
-        <w:t>f</w:t>
-      </w:r>
-      <w:r>
-        <w:t>iltering</w:t>
-      </w:r>
-      <w:proofErr w:type="gramEnd"/>
-      <w:r>
-        <w:t xml:space="preserve">, </w:t>
-      </w:r>
-      <w:r>
-        <w:t>s</w:t>
-      </w:r>
-      <w:r>
-        <w:t xml:space="preserve">earching and </w:t>
-      </w:r>
-      <w:r>
-        <w:t>s</w:t>
-      </w:r>
-      <w:r>
-        <w:t>orting</w:t>
-      </w:r>
-      <w:r>
-        <w:t xml:space="preserve"> feature</w:t>
-      </w:r>
-      <w:r>
-        <w:t>s</w:t>
-      </w:r>
-      <w:r>
-        <w:t xml:space="preserve"> </w:t>
-      </w:r>
-      <w:r>
-        <w:t>matter</w:t>
-      </w:r>
-      <w:r>
-        <w:t>?</w:t>
-      </w:r>
-    </w:p>
-    <w:p/>
-    <w:p>
-      <w:pPr>
-        <w:rPr>
-          <w:b/>
-          <w:bCs/>
-        </w:rPr>
-      </w:pPr>
-      <w:r>
-        <w:rPr>
-          <w:b/>
-          <w:bCs/>
-        </w:rPr>
-        <w:t>Top Title</w:t>
-      </w:r>
-      <w:r>
-        <w:rPr>
-          <w:b/>
-          <w:bCs/>
-        </w:rPr>
-        <w:t xml:space="preserve"> – </w:t>
-      </w:r>
-      <w:r>
+        <w:rPr>
+          <w:b/>
+          <w:bCs/>
+        </w:rPr>
+      </w:pPr>
+      <w:r>
+        <w:rPr>
+          <w:b/>
+          <w:bCs/>
+        </w:rPr>
         <w:t>Find, Filter, and Analyze Data Faster with React Data Grid</w:t>
       </w:r>
     </w:p>
     <w:p>
       <w:r>
-        <w:rPr>
-          <w:b/>
-          <w:bCs/>
-        </w:rPr>
-        <w:t>Top Description</w:t>
-      </w:r>
-      <w:r>
-        <w:rPr>
-          <w:b/>
-          <w:bCs/>
-        </w:rPr>
-        <w:t xml:space="preserve"> –</w:t>
-      </w:r>
-      <w:r>
-        <w:t xml:space="preserve"> </w:t>
-      </w:r>
-      <w:r>
         <w:t>As datasets grow, users need quick ways to locate relevant information and focus on what matters. Without efficient filtering, sorting, and search capabilities, finding insights can become time-consuming and impact productivity.</w:t>
       </w:r>
     </w:p>
     <w:p>
-      <w:r>
-        <w:rPr>
-          <w:b/>
-          <w:bCs/>
-        </w:rPr>
-        <w:t>Content Title –</w:t>
-      </w:r>
-      <w:r>
-        <w:t xml:space="preserve"> </w:t>
-      </w:r>
+      <w:pPr>
+        <w:pStyle w:val="Heading2"/>
+      </w:pPr>
       <w:r>
         <w:t>Accelerate Data Discovery Across Large Datasets</w:t>
       </w:r>
     </w:p>
     <w:p>
       <w:r>
-        <w:rPr>
-          <w:b/>
-          <w:bCs/>
-        </w:rPr>
-        <w:t>Content</w:t>
-      </w:r>
-      <w:r>
-        <w:rPr>
-          <w:b/>
-          <w:bCs/>
-        </w:rPr>
-        <w:t xml:space="preserve"> </w:t>
-      </w:r>
-      <w:r>
-        <w:rPr>
-          <w:b/>
-          <w:bCs/>
-        </w:rPr>
-        <w:t xml:space="preserve">Description </w:t>
-      </w:r>
-      <w:r>
-        <w:rPr>
-          <w:b/>
-          <w:bCs/>
-        </w:rPr>
-        <w:t>–</w:t>
-      </w:r>
-      <w:r>
-        <w:t xml:space="preserve"> </w:t>
-      </w:r>
-      <w:r>
-        <w:t xml:space="preserve">Large datasets can make it difficult for users to quickly find the records they need and identify meaningful trends. Syncfusion React Data Grid provides flexible filtering, instant search, multi-column sorting, filter bars, filter menus, and Excel-like filtering experiences that help users narrow down and organize data efficiently. This enables faster analysis, improves user productivity, and supports more informed business decisions </w:t>
-      </w:r>
-      <w:proofErr w:type="gramStart"/>
-      <w:r>
-        <w:t>at</w:t>
-      </w:r>
-      <w:proofErr w:type="gramEnd"/>
-      <w:r>
-        <w:t xml:space="preserve"> scale.</w:t>
+        <w:t>Large datasets can make it difficult for users to quickly find the records they need and identify meaningful trends. Syncfusion React Data Grid provides flexible filtering, instant search, multi-column sorting, filter bars, filter menus, and Excel-like filtering experiences that help users narrow down and organize data efficiently. This enables faster analysis, improves user productivity, and supports more informed business decisions at scale.</w:t>
       </w:r>
     </w:p>
     <w:p>
@@ -326,7 +154,6 @@
         </w:numPr>
       </w:pPr>
       <w:r>
-        <w:lastRenderedPageBreak/>
         <w:t xml:space="preserve">Quicker insights </w:t>
       </w:r>
     </w:p>
@@ -353,9 +180,564 @@
       </w:r>
     </w:p>
     <w:p/>
+    <w:p>
+      <w:pPr>
+        <w:pStyle w:val="Heading1"/>
+      </w:pPr>
+      <w:r>
+        <w:t>Choose the Right Filtering Experience</w:t>
+      </w:r>
+    </w:p>
+    <w:p>
+      <w:r>
+        <w:t>Different workflows require different filtering experiences. Select the filtering mode that best aligns with user expectations and application requirements.</w:t>
+      </w:r>
+    </w:p>
     <w:p/>
+    <w:p>
+      <w:r>
+        <w:rPr>
+          <w:b/>
+          <w:bCs/>
+        </w:rPr>
+        <w:t>Filter Bar</w:t>
+      </w:r>
+      <w:r>
+        <w:br/>
+      </w:r>
+      <w:r>
+        <w:t>Display filter inputs directly beneath column headers for immediate filtering.</w:t>
+      </w:r>
+      <w:r>
+        <w:br/>
+      </w:r>
+      <w:r>
+        <w:t>Quick searches and inline filtering.</w:t>
+      </w:r>
+      <w:r>
+        <w:br/>
+      </w:r>
+      <w:r>
+        <w:t>Users want fast filtering directly within the grid.</w:t>
+      </w:r>
+      <w:r>
+        <w:br/>
+      </w:r>
+      <w:r>
+        <w:br/>
+      </w:r>
+      <w:r>
+        <w:rPr>
+          <w:b/>
+          <w:bCs/>
+        </w:rPr>
+        <w:t>Checkbox Filter</w:t>
+      </w:r>
+    </w:p>
+    <w:p>
+      <w:r>
+        <w:t>Allow users to select one or more values from a searchable list.</w:t>
+      </w:r>
+      <w:r>
+        <w:t xml:space="preserve"> </w:t>
+      </w:r>
+      <w:r>
+        <w:br/>
+      </w:r>
+      <w:r>
+        <w:t>Users need to filter multiple values from a predefined set.</w:t>
+      </w:r>
+      <w:r>
+        <w:t xml:space="preserve"> </w:t>
+      </w:r>
+      <w:r>
+        <w:br/>
+      </w:r>
+      <w:r>
+        <w:t>Categorical data and multi-value filtering.</w:t>
+      </w:r>
+    </w:p>
     <w:p/>
+    <w:p>
+      <w:r>
+        <w:rPr>
+          <w:b/>
+          <w:bCs/>
+        </w:rPr>
+        <w:t>Excel-like Filter</w:t>
+      </w:r>
+      <w:r>
+        <w:br/>
+      </w:r>
+      <w:r>
+        <w:t>Provide advanced filtering with operators, conditions, and ranges.</w:t>
+      </w:r>
+      <w:r>
+        <w:br/>
+      </w:r>
+      <w:r>
+        <w:t>Complex queries, numeric ranges, and advanced filtering scenarios.</w:t>
+      </w:r>
+      <w:r>
+        <w:br/>
+      </w:r>
+      <w:r>
+        <w:t>Users require sophisticated filtering rules and conditions.</w:t>
+      </w:r>
+    </w:p>
     <w:p/>
+    <w:p>
+      <w:pPr>
+        <w:rPr>
+          <w:b/>
+          <w:bCs/>
+        </w:rPr>
+      </w:pPr>
+      <w:r>
+        <w:rPr>
+          <w:b/>
+          <w:bCs/>
+        </w:rPr>
+        <w:t>Menu Filter</w:t>
+      </w:r>
+    </w:p>
+    <w:p>
+      <w:r>
+        <w:t>Display compact filter controls within column menus.</w:t>
+      </w:r>
+      <w:r>
+        <w:t xml:space="preserve"> </w:t>
+      </w:r>
+      <w:r>
+        <w:br/>
+      </w:r>
+      <w:r>
+        <w:t>Space-efficient filtering and simple comparisons.</w:t>
+      </w:r>
+      <w:r>
+        <w:t xml:space="preserve"> </w:t>
+      </w:r>
+      <w:r>
+        <w:br/>
+      </w:r>
+      <w:r>
+        <w:t>Grid space is limited and filtering should remain compact.</w:t>
+      </w:r>
+    </w:p>
+    <w:p/>
+    <w:p>
+      <w:pPr>
+        <w:pStyle w:val="Heading1"/>
+      </w:pPr>
+      <w:r>
+        <w:t>Implementation Resources</w:t>
+      </w:r>
+      <w:r>
+        <w:t xml:space="preserve"> For Filtering</w:t>
+      </w:r>
+    </w:p>
+    <w:p>
+      <w:r>
+        <w:t>Learn how to implement, customize, and optimize filtering using Syncfusion React Grid documentation and examples.</w:t>
+      </w:r>
+    </w:p>
+    <w:p>
+      <w:pPr>
+        <w:rPr>
+          <w:b/>
+          <w:bCs/>
+        </w:rPr>
+      </w:pPr>
+    </w:p>
+    <w:p>
+      <w:r>
+        <w:lastRenderedPageBreak/>
+        <w:t>Filtering Documentation</w:t>
+      </w:r>
+    </w:p>
+    <w:p>
+      <w:r>
+        <w:rPr>
+          <w:b/>
+          <w:bCs/>
+        </w:rPr>
+        <w:t xml:space="preserve">Read Guide </w:t>
+      </w:r>
+      <w:r>
+        <w:rPr>
+          <w:b/>
+          <w:bCs/>
+        </w:rPr>
+        <w:t xml:space="preserve">- </w:t>
+      </w:r>
+      <w:r>
+        <w:t>https://ej2.syncfusion.com/react/documentation/grid/filtering/filtering</w:t>
+      </w:r>
+    </w:p>
+    <w:p>
+      <w:pPr>
+        <w:rPr>
+          <w:b/>
+          <w:bCs/>
+        </w:rPr>
+      </w:pPr>
+    </w:p>
+    <w:p>
+      <w:r>
+        <w:t>Filter Bar Documentation</w:t>
+      </w:r>
+    </w:p>
+    <w:p>
+      <w:r>
+        <w:rPr>
+          <w:b/>
+          <w:bCs/>
+        </w:rPr>
+        <w:t xml:space="preserve">Read Guide </w:t>
+      </w:r>
+      <w:r>
+        <w:rPr>
+          <w:b/>
+          <w:bCs/>
+        </w:rPr>
+        <w:t xml:space="preserve">- </w:t>
+      </w:r>
+      <w:r>
+        <w:t>https://ej2.syncfusion.com/react/documentation/grid/filtering/filter-bar</w:t>
+      </w:r>
+    </w:p>
+    <w:p>
+      <w:pPr>
+        <w:rPr>
+          <w:b/>
+          <w:bCs/>
+        </w:rPr>
+      </w:pPr>
+    </w:p>
+    <w:p>
+      <w:r>
+        <w:t>Filter Menu Documentation</w:t>
+      </w:r>
+    </w:p>
+    <w:p>
+      <w:r>
+        <w:rPr>
+          <w:b/>
+          <w:bCs/>
+        </w:rPr>
+        <w:t>Read Guide</w:t>
+      </w:r>
+      <w:r>
+        <w:rPr>
+          <w:b/>
+          <w:bCs/>
+        </w:rPr>
+        <w:t xml:space="preserve"> </w:t>
+      </w:r>
+      <w:r>
+        <w:rPr>
+          <w:b/>
+          <w:bCs/>
+        </w:rPr>
+        <w:t>–</w:t>
+      </w:r>
+      <w:r>
+        <w:t xml:space="preserve"> https://ej2.syncfusion.com/react/documentation/grid/filtering/filter-menu</w:t>
+      </w:r>
+    </w:p>
+    <w:p>
+      <w:pPr>
+        <w:rPr>
+          <w:b/>
+          <w:bCs/>
+        </w:rPr>
+      </w:pPr>
+    </w:p>
+    <w:p>
+      <w:r>
+        <w:t>Excel-like Filter Documentation</w:t>
+      </w:r>
+    </w:p>
+    <w:p>
+      <w:r>
+        <w:rPr>
+          <w:b/>
+          <w:bCs/>
+        </w:rPr>
+        <w:t>Read Guide</w:t>
+      </w:r>
+      <w:r>
+        <w:rPr>
+          <w:b/>
+          <w:bCs/>
+        </w:rPr>
+        <w:t xml:space="preserve"> </w:t>
+      </w:r>
+      <w:r>
+        <w:rPr>
+          <w:b/>
+          <w:bCs/>
+        </w:rPr>
+        <w:t>–</w:t>
+      </w:r>
+      <w:r>
+        <w:t xml:space="preserve"> https://ej2.syncfusion.com/react/documentation/grid/filtering/excel-like-filter</w:t>
+      </w:r>
+    </w:p>
+    <w:p>
+      <w:r>
+        <w:pict w14:anchorId="62D35B1D">
+          <v:rect id="_x0000_i1026" style="width:0;height:1.5pt" o:hralign="center" o:hrstd="t" o:hr="t" fillcolor="#a0a0a0" stroked="f"/>
+        </w:pict>
+      </w:r>
+    </w:p>
+    <w:p>
+      <w:pPr>
+        <w:pStyle w:val="Heading1"/>
+      </w:pPr>
+      <w:r>
+        <w:t>React Data Grid Filtering Questions</w:t>
+      </w:r>
+    </w:p>
+    <w:p>
+      <w:pPr>
+        <w:rPr>
+          <w:b/>
+          <w:bCs/>
+        </w:rPr>
+      </w:pPr>
+    </w:p>
+    <w:p>
+      <w:r>
+        <w:rPr>
+          <w:b/>
+          <w:bCs/>
+        </w:rPr>
+        <w:t>Question 1</w:t>
+      </w:r>
+      <w:r>
+        <w:rPr>
+          <w:b/>
+          <w:bCs/>
+        </w:rPr>
+        <w:t xml:space="preserve">: </w:t>
+      </w:r>
+      <w:r>
+        <w:t>How do I enable filtering in the React Grid?</w:t>
+      </w:r>
+    </w:p>
+    <w:p>
+      <w:r>
+        <w:t>Enable the allowFiltering property and configure the filterSettings option to select the desired filtering mode.</w:t>
+      </w:r>
+    </w:p>
+    <w:p/>
+    <w:p>
+      <w:r>
+        <w:rPr>
+          <w:b/>
+          <w:bCs/>
+        </w:rPr>
+        <w:t>Question 2</w:t>
+      </w:r>
+      <w:r>
+        <w:rPr>
+          <w:b/>
+          <w:bCs/>
+        </w:rPr>
+        <w:t xml:space="preserve">: </w:t>
+      </w:r>
+      <w:r>
+        <w:t>Which filtering modes are available?</w:t>
+      </w:r>
+    </w:p>
+    <w:p>
+      <w:r>
+        <w:t>Syncfusion React Grid supports Filter Bar, Checkbox Filter, Excel-like Filter, and Menu Filter experiences.</w:t>
+      </w:r>
+    </w:p>
+    <w:p/>
+    <w:p>
+      <w:r>
+        <w:rPr>
+          <w:b/>
+          <w:bCs/>
+        </w:rPr>
+        <w:t>Question 3</w:t>
+      </w:r>
+      <w:r>
+        <w:rPr>
+          <w:b/>
+          <w:bCs/>
+        </w:rPr>
+        <w:t xml:space="preserve">: </w:t>
+      </w:r>
+      <w:r>
+        <w:t>Can I filter multiple columns simultaneously?</w:t>
+      </w:r>
+    </w:p>
+    <w:p>
+      <w:r>
+        <w:t>Yes. Multiple column filters can be applied together to refine the displayed results.</w:t>
+      </w:r>
+    </w:p>
+    <w:p/>
+    <w:p>
+      <w:r>
+        <w:rPr>
+          <w:b/>
+          <w:bCs/>
+        </w:rPr>
+        <w:lastRenderedPageBreak/>
+        <w:t>Question 4</w:t>
+      </w:r>
+      <w:r>
+        <w:rPr>
+          <w:b/>
+          <w:bCs/>
+        </w:rPr>
+        <w:t xml:space="preserve">: </w:t>
+      </w:r>
+      <w:r>
+        <w:t>Does filtering work with remote data sources?</w:t>
+      </w:r>
+    </w:p>
+    <w:p>
+      <w:r>
+        <w:t>Yes. Filtering supports remote APIs and server-side data processing for large datasets.</w:t>
+      </w:r>
+    </w:p>
+    <w:p/>
+    <w:p>
+      <w:r>
+        <w:rPr>
+          <w:b/>
+          <w:bCs/>
+        </w:rPr>
+        <w:t>Question 5</w:t>
+      </w:r>
+      <w:r>
+        <w:rPr>
+          <w:b/>
+          <w:bCs/>
+        </w:rPr>
+        <w:t xml:space="preserve">: </w:t>
+      </w:r>
+      <w:r>
+        <w:t>Can filter types be changed dynamically?</w:t>
+      </w:r>
+    </w:p>
+    <w:p>
+      <w:r>
+        <w:t>Yes. Developers can switch filtering modes programmatically during runtime.</w:t>
+      </w:r>
+    </w:p>
+    <w:p/>
+    <w:p>
+      <w:r>
+        <w:rPr>
+          <w:b/>
+          <w:bCs/>
+        </w:rPr>
+        <w:t>Question 6</w:t>
+      </w:r>
+      <w:r>
+        <w:rPr>
+          <w:b/>
+          <w:bCs/>
+        </w:rPr>
+        <w:t xml:space="preserve">: </w:t>
+      </w:r>
+      <w:r>
+        <w:t>Does filtering support text, numeric, and date fields?</w:t>
+      </w:r>
+    </w:p>
+    <w:p>
+      <w:r>
+        <w:t>Yes. The grid includes built-in filtering support for text, numeric, date, datetime, boolean, and other supported column types.</w:t>
+      </w:r>
+    </w:p>
+    <w:p/>
+    <w:p>
+      <w:r>
+        <w:rPr>
+          <w:b/>
+          <w:bCs/>
+        </w:rPr>
+        <w:t>Question 7</w:t>
+      </w:r>
+      <w:r>
+        <w:rPr>
+          <w:b/>
+          <w:bCs/>
+        </w:rPr>
+        <w:t xml:space="preserve">: </w:t>
+      </w:r>
+      <w:r>
+        <w:t>C</w:t>
+      </w:r>
+      <w:r>
+        <w:t>an I customize filter operators?</w:t>
+      </w:r>
+    </w:p>
+    <w:p>
+      <w:r>
+        <w:t>Yes</w:t>
+      </w:r>
+      <w:r>
+        <w:t>. Custom operators, templates, and filter logic can be configured to meet business requirements.</w:t>
+      </w:r>
+    </w:p>
+    <w:p/>
+    <w:p>
+      <w:r>
+        <w:rPr>
+          <w:b/>
+          <w:bCs/>
+        </w:rPr>
+        <w:t>Question 8</w:t>
+      </w:r>
+      <w:r>
+        <w:rPr>
+          <w:b/>
+          <w:bCs/>
+        </w:rPr>
+        <w:t xml:space="preserve">: </w:t>
+      </w:r>
+      <w:r>
+        <w:t>Can users clear applied filters?</w:t>
+      </w:r>
+    </w:p>
+    <w:p>
+      <w:r>
+        <w:t>Yes. Individual filters or all active filters can be cleared using built-in Grid APIs.</w:t>
+      </w:r>
+    </w:p>
+    <w:p/>
+    <w:p>
+      <w:r>
+        <w:rPr>
+          <w:b/>
+          <w:bCs/>
+        </w:rPr>
+        <w:t>Question 9</w:t>
+      </w:r>
+      <w:r>
+        <w:rPr>
+          <w:b/>
+          <w:bCs/>
+        </w:rPr>
+        <w:t xml:space="preserve">: </w:t>
+      </w:r>
+      <w:r>
+        <w:t>Can filtering be combined with sorting and grouping?</w:t>
+      </w:r>
+    </w:p>
+    <w:p>
+      <w:r>
+        <w:t>Yes. Filtering works seamlessly with sorting, grouping, paging, searching, and other data operations.</w:t>
+      </w:r>
+    </w:p>
     <w:sectPr>
       <w:pgSz w:w="12240" w:h="15840"/>
       <w:pgMar w:top="1440" w:right="1440" w:bottom="1440" w:left="1440" w:header="720" w:footer="720" w:gutter="0"/>
@@ -599,15 +981,6 @@
   </w:num>
   <w:num w:numId="2" w16cid:durableId="108277072">
     <w:abstractNumId w:val="1"/>
-    <w:lvlOverride w:ilvl="0"/>
-    <w:lvlOverride w:ilvl="1"/>
-    <w:lvlOverride w:ilvl="2"/>
-    <w:lvlOverride w:ilvl="3"/>
-    <w:lvlOverride w:ilvl="4"/>
-    <w:lvlOverride w:ilvl="5"/>
-    <w:lvlOverride w:ilvl="6"/>
-    <w:lvlOverride w:ilvl="7"/>
-    <w:lvlOverride w:ilvl="8"/>
   </w:num>
 </w:numbering>
 </file>
@@ -1040,7 +1413,6 @@
     <w:next w:val="Normal"/>
     <w:link w:val="Heading2Char"/>
     <w:uiPriority w:val="9"/>
-    <w:semiHidden/>
     <w:unhideWhenUsed/>
     <w:qFormat/>
     <w:rsid w:val="00A12D72"/>
@@ -1214,6 +1586,7 @@
   <w:style w:type="character" w:default="1" w:styleId="DefaultParagraphFont">
     <w:name w:val="Default Paragraph Font"/>
     <w:uiPriority w:val="1"/>
+    <w:semiHidden/>
     <w:unhideWhenUsed/>
   </w:style>
   <w:style w:type="table" w:default="1" w:styleId="TableNormal">
@@ -1255,7 +1628,6 @@
     <w:basedOn w:val="DefaultParagraphFont"/>
     <w:link w:val="Heading2"/>
     <w:uiPriority w:val="9"/>
-    <w:semiHidden/>
     <w:rsid w:val="00A12D72"/>
     <w:rPr>
       <w:rFonts w:asciiTheme="majorHAnsi" w:eastAsiaTheme="majorEastAsia" w:hAnsiTheme="majorHAnsi" w:cstheme="majorBidi"/>
